--- a/docs/index.docx
+++ b/docs/index.docx
@@ -153,7 +153,7 @@
         <w:t xml:space="preserve"> </w:t>
       </w:r>
       <w:r>
-        <w:t xml:space="preserve">13.01.25 – 06.04.25</w:t>
+        <w:t xml:space="preserve">28.09.2026 – 03.01.2027</w:t>
       </w:r>
     </w:p>
     <w:p>

--- a/docs/index.docx
+++ b/docs/index.docx
@@ -44,13 +44,16 @@
         </w:p>
       </w:sdtContent>
     </w:sdt>
-    <w:bookmarkStart w:id="9" w:name="X40010ceacc5a9ef0795974772eca8787807ccb8"/>
+    <w:bookmarkStart w:id="12" w:name="X40010ceacc5a9ef0795974772eca8787807ccb8"/>
     <w:p>
       <w:pPr>
-        <w:pStyle w:val="Heading1"/>
-      </w:pPr>
-      <w:r>
-        <w:t xml:space="preserve">1. </w:t>
+        <w:pStyle w:val="Heading2"/>
+      </w:pPr>
+      <w:r>
+        <w:t xml:space="preserve">1</w:t>
+      </w:r>
+      <w:r>
+        <w:t xml:space="preserve"> </w:t>
       </w:r>
       <w:r>
         <w:rPr>
@@ -156,55 +159,158 @@
         <w:t xml:space="preserve">28.09.2026 – 03.01.2027</w:t>
       </w:r>
     </w:p>
-    <w:p>
-      <w:pPr>
-        <w:pStyle w:val="BodyText"/>
-      </w:pPr>
-      <w:r>
-        <w:rPr>
-          <w:b/>
-          <w:bCs/>
-        </w:rPr>
-        <w:t xml:space="preserve">(1) La matrícula del curso incluye:</w:t>
-      </w:r>
-    </w:p>
-    <w:p>
-      <w:pPr>
-        <w:pStyle w:val="Compact"/>
-        <w:numPr>
-          <w:ilvl w:val="0"/>
-          <w:numId w:val="1001"/>
-        </w:numPr>
-      </w:pPr>
-      <w:r>
-        <w:t xml:space="preserve">Inscripción en la plataforma SmartCampus.</w:t>
-      </w:r>
-    </w:p>
-    <w:p>
-      <w:pPr>
-        <w:pStyle w:val="Compact"/>
-        <w:numPr>
-          <w:ilvl w:val="0"/>
-          <w:numId w:val="1001"/>
-        </w:numPr>
-      </w:pPr>
-      <w:r>
-        <w:t xml:space="preserve">Acceso continuo al contenido del curso, las 24 horas del día, durante toda su duración.</w:t>
-      </w:r>
-    </w:p>
-    <w:p>
-      <w:pPr>
-        <w:pStyle w:val="Compact"/>
-        <w:numPr>
-          <w:ilvl w:val="0"/>
-          <w:numId w:val="1001"/>
-        </w:numPr>
-      </w:pPr>
-      <w:r>
-        <w:t xml:space="preserve">Certificado de formación continuada al completar el curso.</w:t>
-      </w:r>
-    </w:p>
-    <w:bookmarkEnd w:id="9"/>
+    <w:tbl>
+      <w:tblPr>
+        <w:tblStyle w:val="Table"/>
+        <w:tblLook w:firstRow="0" w:lastRow="0" w:firstColumn="0" w:lastColumn="0" w:noHBand="0" w:noVBand="0" w:val="0000"/>
+        <w:tblBorders>
+          <w:top w:val="single" w:sz="4" w:space="0" w:color="CC1914"/>
+          <w:left w:val="single" w:sz="24" w:space="0" w:color="CC1914"/>
+          <w:bottom w:val="single" w:sz="4" w:space="0" w:color="CC1914"/>
+          <w:right w:val="single" w:sz="4" w:space="0" w:color="CC1914"/>
+        </w:tblBorders>
+        <w:tblCellMar>
+          <w:left w:w="144" w:type="dxa"/>
+          <w:right w:w="144" w:type="dxa"/>
+        </w:tblCellMar>
+        <w:tblLook w:firstRow="0" w:lastRow="0" w:firstColumn="0" w:lastColumn="0" w:noHBand="0" w:noVBand="0" w:val="0000"/>
+      </w:tblPr>
+      <w:tr>
+        <w:trPr>
+          <w:cantSplit/>
+        </w:trPr>
+        <w:tc>
+          <w:tcPr>
+            <w:shd w:color="auto" w:fill="f7dddc" w:val="clear"/>
+            <w:tcMar>
+              <w:top w:w="92" w:type="dxa"/>
+              <w:bottom w:w="92" w:type="dxa"/>
+            </w:tcMar>
+          </w:tcPr>
+          <w:p>
+            <w:pPr>
+              <w:pStyle w:val="BodyText"/>
+            </w:pPr>
+            <w:pPr>
+              <w:spacing w:before="0" w:after="0"/>
+              <w:textAlignment w:val="center"/>
+            </w:pPr>
+            <w:r>
+              <w:drawing>
+                <wp:inline>
+                  <wp:extent cx="152400" cy="152400"/>
+                  <wp:effectExtent b="0" l="0" r="0" t="0"/>
+                  <wp:docPr descr="" title="" id="10" name="Picture"/>
+                  <a:graphic>
+                    <a:graphicData uri="http://schemas.openxmlformats.org/drawingml/2006/picture">
+                      <pic:pic>
+                        <pic:nvPicPr>
+                          <pic:cNvPr descr="C:\Users\Sahuquillo\AppData\Local\Programs\Quarto\share\formats\docx\important.png" id="11" name="Picture"/>
+                          <pic:cNvPicPr>
+                            <a:picLocks noChangeArrowheads="1" noChangeAspect="1"/>
+                          </pic:cNvPicPr>
+                        </pic:nvPicPr>
+                        <pic:blipFill>
+                          <a:blip r:embed="rId9"/>
+                          <a:stretch>
+                            <a:fillRect/>
+                          </a:stretch>
+                        </pic:blipFill>
+                        <pic:spPr bwMode="auto">
+                          <a:xfrm>
+                            <a:off x="0" y="0"/>
+                            <a:ext cx="152400" cy="152400"/>
+                          </a:xfrm>
+                          <a:prstGeom prst="rect">
+                            <a:avLst/>
+                          </a:prstGeom>
+                          <a:noFill/>
+                          <a:ln w="9525">
+                            <a:noFill/>
+                            <a:headEnd/>
+                            <a:tailEnd/>
+                          </a:ln>
+                        </pic:spPr>
+                      </pic:pic>
+                    </a:graphicData>
+                  </a:graphic>
+                </wp:inline>
+              </w:drawing>
+            </w:r>
+            <w:r>
+              <w:t xml:space="preserve"> </w:t>
+            </w:r>
+            <w:r>
+              <w:t xml:space="preserve"> </w:t>
+            </w:r>
+            <w:r>
+              <w:t xml:space="preserve">(1)</w:t>
+            </w:r>
+            <w:r>
+              <w:t xml:space="preserve"> </w:t>
+            </w:r>
+            <w:r>
+              <w:rPr>
+                <w:b/>
+                <w:bCs/>
+              </w:rPr>
+              <w:t xml:space="preserve">La matrícula del curso incluye:</w:t>
+            </w:r>
+          </w:p>
+        </w:tc>
+      </w:tr>
+      <w:tr>
+        <w:trPr>
+          <w:cantSplit/>
+        </w:trPr>
+        <w:tc>
+          <w:tcPr>
+            <w:tcMar>
+              <w:top w:w="108" w:type="dxa"/>
+              <w:bottom w:w="108" w:type="dxa"/>
+            </w:tcMar>
+          </w:tcPr>
+          <w:p>
+            <w:pPr>
+              <w:pStyle w:val="Compact"/>
+              <w:numPr>
+                <w:ilvl w:val="0"/>
+                <w:numId w:val="1001"/>
+              </w:numPr>
+            </w:pPr>
+            <w:r>
+              <w:t xml:space="preserve">Inscripción en la plataforma SmartCampus.</w:t>
+            </w:r>
+          </w:p>
+          <w:p>
+            <w:pPr>
+              <w:pStyle w:val="Compact"/>
+              <w:numPr>
+                <w:ilvl w:val="0"/>
+                <w:numId w:val="1001"/>
+              </w:numPr>
+            </w:pPr>
+            <w:r>
+              <w:t xml:space="preserve">Acceso continuo al contenido del curso, las 24 horas del día, durante toda su duración.</w:t>
+            </w:r>
+          </w:p>
+          <w:p>
+            <w:pPr>
+              <w:pStyle w:val="Compact"/>
+              <w:numPr>
+                <w:ilvl w:val="0"/>
+                <w:numId w:val="1001"/>
+              </w:numPr>
+            </w:pPr>
+            <w:r>
+              <w:t xml:space="preserve">Certificado de formación continuada al completar el curso.</w:t>
+            </w:r>
+          </w:p>
+          <w:p/>
+        </w:tc>
+      </w:tr>
+    </w:tbl>
+    <w:bookmarkEnd w:id="12"/>
     <w:sectPr>
       <w:footnotePr>
         <w:numRestart w:val="eachSect"/>
